--- a/ООП/практики/пр3 Линейные алгоритмы.docx
+++ b/ООП/практики/пр3 Линейные алгоритмы.docx
@@ -39,8 +39,9 @@
           <w:color w:val="000000" w:themeColor="text1"/>
           <w:sz w:val="28"/>
           <w:szCs w:val="28"/>
-        </w:rPr>
-        <w:t>2</w:t>
+          <w:lang w:val="en-US"/>
+        </w:rPr>
+        <w:t>3</w:t>
       </w:r>
       <w:r>
         <w:rPr>
@@ -484,7 +485,6 @@
         </w:rPr>
         <w:t xml:space="preserve">Создать класс, который получал бы введенные пользователем значения из </w:t>
       </w:r>
-      <w:proofErr w:type="spellStart"/>
       <w:r>
         <w:rPr>
           <w:rFonts w:ascii="Times New Roman" w:hAnsi="Times New Roman" w:cs="Times New Roman"/>
@@ -494,7 +494,6 @@
         </w:rPr>
         <w:t>TextBox</w:t>
       </w:r>
-      <w:proofErr w:type="spellEnd"/>
       <w:r>
         <w:rPr>
           <w:rFonts w:ascii="Times New Roman" w:hAnsi="Times New Roman" w:cs="Times New Roman"/>
@@ -552,7 +551,7 @@
                 <v:shape id="_x0000_i1025" type="#_x0000_t75" style="width:133.25pt;height:58.05pt" o:ole="">
                   <v:imagedata r:id="rId7" o:title=""/>
                 </v:shape>
-                <o:OLEObject Type="Embed" ProgID="PBrush" ShapeID="_x0000_i1025" DrawAspect="Content" ObjectID="_1851801623" r:id="rId8"/>
+                <o:OLEObject Type="Embed" ProgID="PBrush" ShapeID="_x0000_i1025" DrawAspect="Content" ObjectID="_1854075191" r:id="rId8"/>
               </w:object>
             </w:r>
           </w:p>
@@ -762,7 +761,7 @@
                 <v:shape id="_x0000_i1026" type="#_x0000_t75" style="width:111.75pt;height:46.2pt" o:ole="">
                   <v:imagedata r:id="rId12" o:title=""/>
                 </v:shape>
-                <o:OLEObject Type="Embed" ProgID="PBrush" ShapeID="_x0000_i1026" DrawAspect="Content" ObjectID="_1851801624" r:id="rId13"/>
+                <o:OLEObject Type="Embed" ProgID="PBrush" ShapeID="_x0000_i1026" DrawAspect="Content" ObjectID="_1854075192" r:id="rId13"/>
               </w:object>
             </w:r>
           </w:p>
@@ -908,7 +907,7 @@
                 <v:shape id="_x0000_i1027" type="#_x0000_t75" style="width:96.7pt;height:47.3pt" o:ole="">
                   <v:imagedata r:id="rId16" o:title=""/>
                 </v:shape>
-                <o:OLEObject Type="Embed" ProgID="PBrush" ShapeID="_x0000_i1027" DrawAspect="Content" ObjectID="_1851801625" r:id="rId17"/>
+                <o:OLEObject Type="Embed" ProgID="PBrush" ShapeID="_x0000_i1027" DrawAspect="Content" ObjectID="_1854075193" r:id="rId17"/>
               </w:object>
             </w:r>
           </w:p>
@@ -938,7 +937,7 @@
                 <v:shape id="_x0000_i1028" type="#_x0000_t75" style="width:104.25pt;height:43pt" o:ole="">
                   <v:imagedata r:id="rId18" o:title=""/>
                 </v:shape>
-                <o:OLEObject Type="Embed" ProgID="PBrush" ShapeID="_x0000_i1028" DrawAspect="Content" ObjectID="_1851801626" r:id="rId19"/>
+                <o:OLEObject Type="Embed" ProgID="PBrush" ShapeID="_x0000_i1028" DrawAspect="Content" ObjectID="_1854075194" r:id="rId19"/>
               </w:object>
             </w:r>
           </w:p>
@@ -962,7 +961,7 @@
                 <v:shape id="_x0000_i1029" type="#_x0000_t75" style="width:157.95pt;height:36.55pt" o:ole="">
                   <v:imagedata r:id="rId20" o:title=""/>
                 </v:shape>
-                <o:OLEObject Type="Embed" ProgID="PBrush" ShapeID="_x0000_i1029" DrawAspect="Content" ObjectID="_1851801627" r:id="rId21"/>
+                <o:OLEObject Type="Embed" ProgID="PBrush" ShapeID="_x0000_i1029" DrawAspect="Content" ObjectID="_1854075195" r:id="rId21"/>
               </w:object>
             </w:r>
           </w:p>
@@ -1047,7 +1046,6 @@
         </w:rPr>
         <w:t xml:space="preserve">(по вариантам) следующие задачи. При решении задачи используйте функционал </w:t>
       </w:r>
-      <w:proofErr w:type="spellStart"/>
       <w:r>
         <w:rPr>
           <w:rFonts w:ascii="Times New Roman" w:hAnsi="Times New Roman" w:cs="Times New Roman"/>
@@ -1058,7 +1056,6 @@
         </w:rPr>
         <w:t>WinForms</w:t>
       </w:r>
-      <w:proofErr w:type="spellEnd"/>
       <w:r>
         <w:rPr>
           <w:rFonts w:ascii="Times New Roman" w:hAnsi="Times New Roman" w:cs="Times New Roman"/>
@@ -1089,25 +1086,7 @@
           <w:sz w:val="28"/>
           <w:szCs w:val="28"/>
         </w:rPr>
-        <w:t xml:space="preserve">1) площадь кольца с внутренним радиусом </w:t>
-      </w:r>
-      <w:proofErr w:type="spellStart"/>
-      <w:r>
-        <w:rPr>
-          <w:rFonts w:ascii="Times New Roman" w:hAnsi="Times New Roman" w:cs="Times New Roman"/>
-          <w:sz w:val="28"/>
-          <w:szCs w:val="28"/>
-        </w:rPr>
-        <w:t>rl</w:t>
-      </w:r>
-      <w:proofErr w:type="spellEnd"/>
-      <w:r>
-        <w:rPr>
-          <w:rFonts w:ascii="Times New Roman" w:hAnsi="Times New Roman" w:cs="Times New Roman"/>
-          <w:sz w:val="28"/>
-          <w:szCs w:val="28"/>
-        </w:rPr>
-        <w:t xml:space="preserve"> и внешним </w:t>
+        <w:t xml:space="preserve">1) площадь кольца с внутренним радиусом rl и внешним </w:t>
       </w:r>
       <w:r>
         <w:rPr>
@@ -1151,7 +1130,6 @@
         </w:rPr>
         <w:t xml:space="preserve">2) площадь равностороннего треугольника, периметр которого равен </w:t>
       </w:r>
-      <w:proofErr w:type="spellStart"/>
       <w:r>
         <w:rPr>
           <w:rFonts w:ascii="Times New Roman" w:hAnsi="Times New Roman" w:cs="Times New Roman"/>
@@ -1160,18 +1138,7 @@
           <w:sz w:val="28"/>
           <w:szCs w:val="28"/>
         </w:rPr>
-        <w:t>р</w:t>
-      </w:r>
-      <w:proofErr w:type="spellEnd"/>
-      <w:r>
-        <w:rPr>
-          <w:rFonts w:ascii="Times New Roman" w:hAnsi="Times New Roman" w:cs="Times New Roman"/>
-          <w:i/>
-          <w:iCs/>
-          <w:sz w:val="28"/>
-          <w:szCs w:val="28"/>
-        </w:rPr>
-        <w:t>;</w:t>
+        <w:t>р;</w:t>
       </w:r>
     </w:p>
     <w:p>
@@ -1224,7 +1191,6 @@
         </w:rPr>
         <w:t xml:space="preserve">и </w:t>
       </w:r>
-      <w:proofErr w:type="spellStart"/>
       <w:r>
         <w:rPr>
           <w:rFonts w:ascii="Times New Roman" w:hAnsi="Times New Roman" w:cs="Times New Roman"/>
@@ -1233,18 +1199,7 @@
           <w:sz w:val="28"/>
           <w:szCs w:val="28"/>
         </w:rPr>
-        <w:t>b</w:t>
-      </w:r>
-      <w:proofErr w:type="spellEnd"/>
-      <w:r>
-        <w:rPr>
-          <w:rFonts w:ascii="Times New Roman" w:hAnsi="Times New Roman" w:cs="Times New Roman"/>
-          <w:i/>
-          <w:iCs/>
-          <w:sz w:val="28"/>
-          <w:szCs w:val="28"/>
-        </w:rPr>
-        <w:t xml:space="preserve"> </w:t>
+        <w:t xml:space="preserve">b </w:t>
       </w:r>
       <w:r>
         <w:rPr>
@@ -1331,29 +1286,7 @@
           <w:sz w:val="28"/>
           <w:szCs w:val="28"/>
         </w:rPr>
-        <w:t xml:space="preserve">а, </w:t>
-      </w:r>
-      <w:proofErr w:type="spellStart"/>
-      <w:r>
-        <w:rPr>
-          <w:rFonts w:ascii="Times New Roman" w:hAnsi="Times New Roman" w:cs="Times New Roman"/>
-          <w:i/>
-          <w:iCs/>
-          <w:sz w:val="28"/>
-          <w:szCs w:val="28"/>
-        </w:rPr>
-        <w:t>b</w:t>
-      </w:r>
-      <w:proofErr w:type="spellEnd"/>
-      <w:r>
-        <w:rPr>
-          <w:rFonts w:ascii="Times New Roman" w:hAnsi="Times New Roman" w:cs="Times New Roman"/>
-          <w:i/>
-          <w:iCs/>
-          <w:sz w:val="28"/>
-          <w:szCs w:val="28"/>
-        </w:rPr>
-        <w:t>;</w:t>
+        <w:t>а, b;</w:t>
       </w:r>
     </w:p>
     <w:p>
@@ -1386,29 +1319,7 @@
           <w:sz w:val="28"/>
           <w:szCs w:val="28"/>
         </w:rPr>
-        <w:t xml:space="preserve">а, </w:t>
-      </w:r>
-      <w:proofErr w:type="spellStart"/>
-      <w:r>
-        <w:rPr>
-          <w:rFonts w:ascii="Times New Roman" w:hAnsi="Times New Roman" w:cs="Times New Roman"/>
-          <w:i/>
-          <w:iCs/>
-          <w:sz w:val="28"/>
-          <w:szCs w:val="28"/>
-        </w:rPr>
-        <w:t>b</w:t>
-      </w:r>
-      <w:proofErr w:type="spellEnd"/>
-      <w:r>
-        <w:rPr>
-          <w:rFonts w:ascii="Times New Roman" w:hAnsi="Times New Roman" w:cs="Times New Roman"/>
-          <w:i/>
-          <w:iCs/>
-          <w:sz w:val="28"/>
-          <w:szCs w:val="28"/>
-        </w:rPr>
-        <w:t>;</w:t>
+        <w:t>а, b;</w:t>
       </w:r>
     </w:p>
     <w:p>
@@ -1441,29 +1352,7 @@
           <w:sz w:val="28"/>
           <w:szCs w:val="28"/>
         </w:rPr>
-        <w:t xml:space="preserve">а, </w:t>
-      </w:r>
-      <w:proofErr w:type="spellStart"/>
-      <w:r>
-        <w:rPr>
-          <w:rFonts w:ascii="Times New Roman" w:hAnsi="Times New Roman" w:cs="Times New Roman"/>
-          <w:i/>
-          <w:iCs/>
-          <w:sz w:val="28"/>
-          <w:szCs w:val="28"/>
-        </w:rPr>
-        <w:t>b</w:t>
-      </w:r>
-      <w:proofErr w:type="spellEnd"/>
-      <w:r>
-        <w:rPr>
-          <w:rFonts w:ascii="Times New Roman" w:hAnsi="Times New Roman" w:cs="Times New Roman"/>
-          <w:i/>
-          <w:iCs/>
-          <w:sz w:val="28"/>
-          <w:szCs w:val="28"/>
-        </w:rPr>
-        <w:t>;</w:t>
+        <w:t>а, b;</w:t>
       </w:r>
     </w:p>
     <w:p>
@@ -1649,7 +1538,6 @@
         </w:rPr>
         <w:t xml:space="preserve">При решении задачи используйте функционал </w:t>
       </w:r>
-      <w:proofErr w:type="spellStart"/>
       <w:r>
         <w:rPr>
           <w:rFonts w:ascii="Times New Roman" w:hAnsi="Times New Roman" w:cs="Times New Roman"/>
@@ -1660,7 +1548,6 @@
         </w:rPr>
         <w:t>WinForms</w:t>
       </w:r>
-      <w:proofErr w:type="spellEnd"/>
       <w:r>
         <w:rPr>
           <w:rFonts w:ascii="Times New Roman" w:hAnsi="Times New Roman" w:cs="Times New Roman"/>
@@ -1811,79 +1698,7 @@
                 <w:sz w:val="28"/>
                 <w:szCs w:val="28"/>
               </w:rPr>
-              <w:t>(</w:t>
-            </w:r>
-            <w:proofErr w:type="spellStart"/>
-            <w:r>
-              <w:rPr>
-                <w:rFonts w:ascii="Times New Roman" w:hAnsi="Times New Roman" w:cs="Times New Roman"/>
-                <w:sz w:val="28"/>
-                <w:szCs w:val="28"/>
-              </w:rPr>
-              <w:t>a</w:t>
-            </w:r>
-            <w:proofErr w:type="spellEnd"/>
-            <w:r>
-              <w:rPr>
-                <w:rFonts w:ascii="Times New Roman" w:hAnsi="Times New Roman" w:cs="Times New Roman"/>
-                <w:sz w:val="28"/>
-                <w:szCs w:val="28"/>
-              </w:rPr>
-              <w:t xml:space="preserve"> | </w:t>
-            </w:r>
-            <w:proofErr w:type="spellStart"/>
-            <w:r>
-              <w:rPr>
-                <w:rFonts w:ascii="Times New Roman" w:hAnsi="Times New Roman" w:cs="Times New Roman"/>
-                <w:sz w:val="28"/>
-                <w:szCs w:val="28"/>
-              </w:rPr>
-              <w:t>b</w:t>
-            </w:r>
-            <w:proofErr w:type="spellEnd"/>
-            <w:r>
-              <w:rPr>
-                <w:rFonts w:ascii="Times New Roman" w:hAnsi="Times New Roman" w:cs="Times New Roman"/>
-                <w:sz w:val="28"/>
-                <w:szCs w:val="28"/>
-              </w:rPr>
-              <w:t>) || (</w:t>
-            </w:r>
-            <w:proofErr w:type="spellStart"/>
-            <w:r>
-              <w:rPr>
-                <w:rFonts w:ascii="Times New Roman" w:hAnsi="Times New Roman" w:cs="Times New Roman"/>
-                <w:sz w:val="28"/>
-                <w:szCs w:val="28"/>
-              </w:rPr>
-              <w:t>a</w:t>
-            </w:r>
-            <w:proofErr w:type="spellEnd"/>
-            <w:r>
-              <w:rPr>
-                <w:rFonts w:ascii="Times New Roman" w:hAnsi="Times New Roman" w:cs="Times New Roman"/>
-                <w:sz w:val="28"/>
-                <w:szCs w:val="28"/>
-              </w:rPr>
-              <w:t xml:space="preserve"> &amp; </w:t>
-            </w:r>
-            <w:proofErr w:type="spellStart"/>
-            <w:r>
-              <w:rPr>
-                <w:rFonts w:ascii="Times New Roman" w:hAnsi="Times New Roman" w:cs="Times New Roman"/>
-                <w:sz w:val="28"/>
-                <w:szCs w:val="28"/>
-              </w:rPr>
-              <w:t>b</w:t>
-            </w:r>
-            <w:proofErr w:type="spellEnd"/>
-            <w:r>
-              <w:rPr>
-                <w:rFonts w:ascii="Times New Roman" w:hAnsi="Times New Roman" w:cs="Times New Roman"/>
-                <w:sz w:val="28"/>
-                <w:szCs w:val="28"/>
-              </w:rPr>
-              <w:t>)</w:t>
+              <w:t>(a | b) || (a &amp; b)</w:t>
             </w:r>
           </w:p>
         </w:tc>
@@ -1962,192 +1777,64 @@
                 <w:sz w:val="28"/>
                 <w:szCs w:val="28"/>
               </w:rPr>
-              <w:t>++</w:t>
-            </w:r>
-            <w:proofErr w:type="spellStart"/>
-            <w:r>
-              <w:rPr>
-                <w:rFonts w:ascii="Times New Roman" w:hAnsi="Times New Roman" w:cs="Times New Roman"/>
-                <w:sz w:val="28"/>
-                <w:szCs w:val="28"/>
-              </w:rPr>
-              <w:t>x</w:t>
-            </w:r>
-            <w:proofErr w:type="spellEnd"/>
-            <w:r>
-              <w:rPr>
-                <w:rFonts w:ascii="Times New Roman" w:hAnsi="Times New Roman" w:cs="Times New Roman"/>
-                <w:sz w:val="28"/>
-                <w:szCs w:val="28"/>
-              </w:rPr>
-              <w:t>&gt;</w:t>
-            </w:r>
-            <w:proofErr w:type="spellStart"/>
-            <w:r>
-              <w:rPr>
-                <w:rFonts w:ascii="Times New Roman" w:hAnsi="Times New Roman" w:cs="Times New Roman"/>
-                <w:sz w:val="28"/>
-                <w:szCs w:val="28"/>
-              </w:rPr>
-              <w:t>=y</w:t>
-            </w:r>
-            <w:proofErr w:type="spellEnd"/>
-            <w:r>
-              <w:rPr>
-                <w:rFonts w:ascii="Times New Roman" w:hAnsi="Times New Roman" w:cs="Times New Roman"/>
-                <w:sz w:val="28"/>
-                <w:szCs w:val="28"/>
+              <w:t>++x&gt;=y--</w:t>
+            </w:r>
+          </w:p>
+          <w:p>
+            <w:pPr>
+              <w:numPr>
+                <w:ilvl w:val="0"/>
+                <w:numId w:val="1"/>
+              </w:numPr>
+              <w:spacing w:after="0" w:line="240" w:lineRule="auto"/>
+              <w:ind w:left="0" w:firstLine="0"/>
+              <w:contextualSpacing/>
+              <w:rPr>
+                <w:rFonts w:ascii="Times New Roman" w:hAnsi="Times New Roman" w:cs="Times New Roman"/>
+                <w:sz w:val="28"/>
+                <w:szCs w:val="28"/>
+              </w:rPr>
+            </w:pPr>
+            <w:r>
+              <w:rPr>
+                <w:rFonts w:ascii="Times New Roman" w:hAnsi="Times New Roman" w:cs="Times New Roman"/>
+                <w:sz w:val="28"/>
+                <w:szCs w:val="28"/>
+                <w:lang w:val="en-US"/>
               </w:rPr>
               <w:t>--</w:t>
             </w:r>
-          </w:p>
-          <w:p>
-            <w:pPr>
-              <w:numPr>
-                <w:ilvl w:val="0"/>
-                <w:numId w:val="1"/>
-              </w:numPr>
-              <w:spacing w:after="0" w:line="240" w:lineRule="auto"/>
-              <w:ind w:left="0" w:firstLine="0"/>
-              <w:contextualSpacing/>
-              <w:rPr>
-                <w:rFonts w:ascii="Times New Roman" w:hAnsi="Times New Roman" w:cs="Times New Roman"/>
-                <w:sz w:val="28"/>
-                <w:szCs w:val="28"/>
-              </w:rPr>
-            </w:pPr>
-            <w:r>
-              <w:rPr>
-                <w:rFonts w:ascii="Times New Roman" w:hAnsi="Times New Roman" w:cs="Times New Roman"/>
-                <w:sz w:val="28"/>
-                <w:szCs w:val="28"/>
-                <w:lang w:val="en-US"/>
-              </w:rPr>
-              <w:t>--</w:t>
-            </w:r>
-            <w:proofErr w:type="spellStart"/>
-            <w:r>
-              <w:rPr>
-                <w:rFonts w:ascii="Times New Roman" w:hAnsi="Times New Roman" w:cs="Times New Roman"/>
-                <w:sz w:val="28"/>
-                <w:szCs w:val="28"/>
-              </w:rPr>
-              <w:t>x</w:t>
-            </w:r>
-            <w:proofErr w:type="spellEnd"/>
-            <w:r>
-              <w:rPr>
-                <w:rFonts w:ascii="Times New Roman" w:hAnsi="Times New Roman" w:cs="Times New Roman"/>
-                <w:sz w:val="28"/>
-                <w:szCs w:val="28"/>
-              </w:rPr>
-              <w:t xml:space="preserve"> &lt;&lt; </w:t>
-            </w:r>
-            <w:proofErr w:type="spellStart"/>
-            <w:r>
-              <w:rPr>
-                <w:rFonts w:ascii="Times New Roman" w:hAnsi="Times New Roman" w:cs="Times New Roman"/>
-                <w:sz w:val="28"/>
-                <w:szCs w:val="28"/>
-              </w:rPr>
-              <w:t>y++</w:t>
-            </w:r>
-            <w:proofErr w:type="spellEnd"/>
-          </w:p>
-          <w:p>
-            <w:pPr>
-              <w:numPr>
-                <w:ilvl w:val="0"/>
-                <w:numId w:val="1"/>
-              </w:numPr>
-              <w:spacing w:after="0" w:line="240" w:lineRule="auto"/>
-              <w:ind w:left="0" w:firstLine="0"/>
-              <w:contextualSpacing/>
-              <w:rPr>
-                <w:rFonts w:ascii="Times New Roman" w:hAnsi="Times New Roman" w:cs="Times New Roman"/>
-                <w:sz w:val="28"/>
-                <w:szCs w:val="28"/>
-              </w:rPr>
-            </w:pPr>
-            <w:r>
-              <w:rPr>
-                <w:rFonts w:ascii="Times New Roman" w:hAnsi="Times New Roman" w:cs="Times New Roman"/>
-                <w:sz w:val="28"/>
-                <w:szCs w:val="28"/>
-              </w:rPr>
-              <w:t>(</w:t>
-            </w:r>
-            <w:proofErr w:type="spellStart"/>
-            <w:r>
-              <w:rPr>
-                <w:rFonts w:ascii="Times New Roman" w:hAnsi="Times New Roman" w:cs="Times New Roman"/>
-                <w:sz w:val="28"/>
-                <w:szCs w:val="28"/>
-              </w:rPr>
-              <w:t>x</w:t>
-            </w:r>
-            <w:proofErr w:type="spellEnd"/>
-            <w:r>
-              <w:rPr>
-                <w:rFonts w:ascii="Times New Roman" w:hAnsi="Times New Roman" w:cs="Times New Roman"/>
-                <w:sz w:val="28"/>
-                <w:szCs w:val="28"/>
-              </w:rPr>
-              <w:t xml:space="preserve"> &amp;&amp; </w:t>
-            </w:r>
-            <w:proofErr w:type="spellStart"/>
-            <w:r>
-              <w:rPr>
-                <w:rFonts w:ascii="Times New Roman" w:hAnsi="Times New Roman" w:cs="Times New Roman"/>
-                <w:sz w:val="28"/>
-                <w:szCs w:val="28"/>
-              </w:rPr>
-              <w:t>y</w:t>
-            </w:r>
-            <w:proofErr w:type="spellEnd"/>
-            <w:r>
-              <w:rPr>
-                <w:rFonts w:ascii="Times New Roman" w:hAnsi="Times New Roman" w:cs="Times New Roman"/>
-                <w:sz w:val="28"/>
-                <w:szCs w:val="28"/>
-              </w:rPr>
-              <w:t>) || (</w:t>
-            </w:r>
-            <w:proofErr w:type="spellStart"/>
-            <w:r>
-              <w:rPr>
-                <w:rFonts w:ascii="Times New Roman" w:hAnsi="Times New Roman" w:cs="Times New Roman"/>
-                <w:sz w:val="28"/>
-                <w:szCs w:val="28"/>
-              </w:rPr>
-              <w:t>x</w:t>
-            </w:r>
-            <w:proofErr w:type="spellEnd"/>
-            <w:r>
-              <w:rPr>
-                <w:rFonts w:ascii="Times New Roman" w:hAnsi="Times New Roman" w:cs="Times New Roman"/>
-                <w:sz w:val="28"/>
-                <w:szCs w:val="28"/>
-              </w:rPr>
-              <w:t xml:space="preserve"> &amp; </w:t>
-            </w:r>
-            <w:proofErr w:type="spellStart"/>
-            <w:r>
-              <w:rPr>
-                <w:rFonts w:ascii="Times New Roman" w:hAnsi="Times New Roman" w:cs="Times New Roman"/>
-                <w:sz w:val="28"/>
-                <w:szCs w:val="28"/>
-              </w:rPr>
-              <w:t>y</w:t>
-            </w:r>
-            <w:proofErr w:type="spellEnd"/>
-            <w:r>
-              <w:rPr>
-                <w:rFonts w:ascii="Times New Roman" w:hAnsi="Times New Roman" w:cs="Times New Roman"/>
-                <w:sz w:val="28"/>
-                <w:szCs w:val="28"/>
-              </w:rPr>
-              <w:t>)</w:t>
+            <w:r>
+              <w:rPr>
+                <w:rFonts w:ascii="Times New Roman" w:hAnsi="Times New Roman" w:cs="Times New Roman"/>
+                <w:sz w:val="28"/>
+                <w:szCs w:val="28"/>
+              </w:rPr>
+              <w:t>x &lt;&lt; y++</w:t>
+            </w:r>
+          </w:p>
+          <w:p>
+            <w:pPr>
+              <w:numPr>
+                <w:ilvl w:val="0"/>
+                <w:numId w:val="1"/>
+              </w:numPr>
+              <w:spacing w:after="0" w:line="240" w:lineRule="auto"/>
+              <w:ind w:left="0" w:firstLine="0"/>
+              <w:contextualSpacing/>
+              <w:rPr>
+                <w:rFonts w:ascii="Times New Roman" w:hAnsi="Times New Roman" w:cs="Times New Roman"/>
+                <w:sz w:val="28"/>
+                <w:szCs w:val="28"/>
+              </w:rPr>
+            </w:pPr>
+            <w:r>
+              <w:rPr>
+                <w:rFonts w:ascii="Times New Roman" w:hAnsi="Times New Roman" w:cs="Times New Roman"/>
+                <w:sz w:val="28"/>
+                <w:szCs w:val="28"/>
+              </w:rPr>
+              <w:t>(x &amp;&amp; y) || (x &amp; y)</w:t>
             </w:r>
           </w:p>
         </w:tc>
@@ -2253,43 +1940,7 @@
                 <w:sz w:val="28"/>
                 <w:szCs w:val="28"/>
               </w:rPr>
-              <w:t>++</w:t>
-            </w:r>
-            <w:proofErr w:type="spellStart"/>
-            <w:r>
-              <w:rPr>
-                <w:rFonts w:ascii="Times New Roman" w:hAnsi="Times New Roman" w:cs="Times New Roman"/>
-                <w:sz w:val="28"/>
-                <w:szCs w:val="28"/>
-              </w:rPr>
-              <w:t>m</w:t>
-            </w:r>
-            <w:proofErr w:type="spellEnd"/>
-            <w:r>
-              <w:rPr>
-                <w:rFonts w:ascii="Times New Roman" w:hAnsi="Times New Roman" w:cs="Times New Roman"/>
-                <w:sz w:val="28"/>
-                <w:szCs w:val="28"/>
-              </w:rPr>
-              <w:t xml:space="preserve"> &lt;&lt; </w:t>
-            </w:r>
-            <w:proofErr w:type="spellStart"/>
-            <w:r>
-              <w:rPr>
-                <w:rFonts w:ascii="Times New Roman" w:hAnsi="Times New Roman" w:cs="Times New Roman"/>
-                <w:sz w:val="28"/>
-                <w:szCs w:val="28"/>
-              </w:rPr>
-              <w:t>n</w:t>
-            </w:r>
-            <w:proofErr w:type="spellEnd"/>
-            <w:r>
-              <w:rPr>
-                <w:rFonts w:ascii="Times New Roman" w:hAnsi="Times New Roman" w:cs="Times New Roman"/>
-                <w:sz w:val="28"/>
-                <w:szCs w:val="28"/>
-              </w:rPr>
-              <w:t>--</w:t>
+              <w:t>++m &lt;&lt; n--</w:t>
             </w:r>
           </w:p>
           <w:p>
@@ -2315,79 +1966,7 @@
                 <w:sz w:val="28"/>
                 <w:szCs w:val="28"/>
               </w:rPr>
-              <w:t>(</w:t>
-            </w:r>
-            <w:proofErr w:type="spellStart"/>
-            <w:r>
-              <w:rPr>
-                <w:rFonts w:ascii="Times New Roman" w:hAnsi="Times New Roman" w:cs="Times New Roman"/>
-                <w:sz w:val="28"/>
-                <w:szCs w:val="28"/>
-              </w:rPr>
-              <w:t>m</w:t>
-            </w:r>
-            <w:proofErr w:type="spellEnd"/>
-            <w:r>
-              <w:rPr>
-                <w:rFonts w:ascii="Times New Roman" w:hAnsi="Times New Roman" w:cs="Times New Roman"/>
-                <w:sz w:val="28"/>
-                <w:szCs w:val="28"/>
-              </w:rPr>
-              <w:t xml:space="preserve"> | </w:t>
-            </w:r>
-            <w:proofErr w:type="spellStart"/>
-            <w:r>
-              <w:rPr>
-                <w:rFonts w:ascii="Times New Roman" w:hAnsi="Times New Roman" w:cs="Times New Roman"/>
-                <w:sz w:val="28"/>
-                <w:szCs w:val="28"/>
-              </w:rPr>
-              <w:t>n</w:t>
-            </w:r>
-            <w:proofErr w:type="spellEnd"/>
-            <w:r>
-              <w:rPr>
-                <w:rFonts w:ascii="Times New Roman" w:hAnsi="Times New Roman" w:cs="Times New Roman"/>
-                <w:sz w:val="28"/>
-                <w:szCs w:val="28"/>
-              </w:rPr>
-              <w:t>) || (</w:t>
-            </w:r>
-            <w:proofErr w:type="spellStart"/>
-            <w:r>
-              <w:rPr>
-                <w:rFonts w:ascii="Times New Roman" w:hAnsi="Times New Roman" w:cs="Times New Roman"/>
-                <w:sz w:val="28"/>
-                <w:szCs w:val="28"/>
-              </w:rPr>
-              <w:t>m</w:t>
-            </w:r>
-            <w:proofErr w:type="spellEnd"/>
-            <w:r>
-              <w:rPr>
-                <w:rFonts w:ascii="Times New Roman" w:hAnsi="Times New Roman" w:cs="Times New Roman"/>
-                <w:sz w:val="28"/>
-                <w:szCs w:val="28"/>
-              </w:rPr>
-              <w:t xml:space="preserve"> &amp; </w:t>
-            </w:r>
-            <w:proofErr w:type="spellStart"/>
-            <w:r>
-              <w:rPr>
-                <w:rFonts w:ascii="Times New Roman" w:hAnsi="Times New Roman" w:cs="Times New Roman"/>
-                <w:sz w:val="28"/>
-                <w:szCs w:val="28"/>
-              </w:rPr>
-              <w:t>n</w:t>
-            </w:r>
-            <w:proofErr w:type="spellEnd"/>
-            <w:r>
-              <w:rPr>
-                <w:rFonts w:ascii="Times New Roman" w:hAnsi="Times New Roman" w:cs="Times New Roman"/>
-                <w:sz w:val="28"/>
-                <w:szCs w:val="28"/>
-              </w:rPr>
-              <w:t>)</w:t>
+              <w:t>(m | n) || (m &amp; n)</w:t>
             </w:r>
           </w:p>
         </w:tc>
@@ -2669,103 +2248,31 @@
                 <w:sz w:val="28"/>
                 <w:szCs w:val="28"/>
               </w:rPr>
-              <w:t>++</w:t>
-            </w:r>
-            <w:proofErr w:type="spellStart"/>
-            <w:r>
-              <w:rPr>
-                <w:rFonts w:ascii="Times New Roman" w:hAnsi="Times New Roman" w:cs="Times New Roman"/>
-                <w:sz w:val="28"/>
-                <w:szCs w:val="28"/>
-              </w:rPr>
-              <w:t>x</w:t>
-            </w:r>
-            <w:proofErr w:type="spellEnd"/>
-            <w:r>
-              <w:rPr>
-                <w:rFonts w:ascii="Times New Roman" w:hAnsi="Times New Roman" w:cs="Times New Roman"/>
-                <w:sz w:val="28"/>
-                <w:szCs w:val="28"/>
-              </w:rPr>
-              <w:t>&gt;</w:t>
-            </w:r>
-            <w:proofErr w:type="spellStart"/>
-            <w:r>
-              <w:rPr>
-                <w:rFonts w:ascii="Times New Roman" w:hAnsi="Times New Roman" w:cs="Times New Roman"/>
-                <w:sz w:val="28"/>
-                <w:szCs w:val="28"/>
-              </w:rPr>
-              <w:t>=y</w:t>
-            </w:r>
-            <w:proofErr w:type="spellEnd"/>
-            <w:r>
-              <w:rPr>
-                <w:rFonts w:ascii="Times New Roman" w:hAnsi="Times New Roman" w:cs="Times New Roman"/>
-                <w:sz w:val="28"/>
-                <w:szCs w:val="28"/>
-              </w:rPr>
-              <w:t>--</w:t>
-            </w:r>
-          </w:p>
-          <w:p>
-            <w:pPr>
-              <w:numPr>
-                <w:ilvl w:val="0"/>
-                <w:numId w:val="1"/>
-              </w:numPr>
-              <w:spacing w:after="0" w:line="240" w:lineRule="auto"/>
-              <w:ind w:left="0" w:firstLine="0"/>
-              <w:contextualSpacing/>
-              <w:rPr>
-                <w:rFonts w:ascii="Times New Roman" w:hAnsi="Times New Roman" w:cs="Times New Roman"/>
-                <w:sz w:val="28"/>
-                <w:szCs w:val="28"/>
-              </w:rPr>
-            </w:pPr>
-            <w:r>
-              <w:rPr>
-                <w:rFonts w:ascii="Times New Roman" w:hAnsi="Times New Roman" w:cs="Times New Roman"/>
-                <w:sz w:val="28"/>
-                <w:szCs w:val="28"/>
-              </w:rPr>
-              <w:t>++</w:t>
-            </w:r>
-            <w:proofErr w:type="spellStart"/>
-            <w:r>
-              <w:rPr>
-                <w:rFonts w:ascii="Times New Roman" w:hAnsi="Times New Roman" w:cs="Times New Roman"/>
-                <w:sz w:val="28"/>
-                <w:szCs w:val="28"/>
-              </w:rPr>
-              <w:t>x</w:t>
-            </w:r>
-            <w:proofErr w:type="spellEnd"/>
-            <w:r>
-              <w:rPr>
-                <w:rFonts w:ascii="Times New Roman" w:hAnsi="Times New Roman" w:cs="Times New Roman"/>
-                <w:sz w:val="28"/>
-                <w:szCs w:val="28"/>
-              </w:rPr>
-              <w:t xml:space="preserve"> &lt;&lt; </w:t>
-            </w:r>
-            <w:proofErr w:type="spellStart"/>
-            <w:r>
-              <w:rPr>
-                <w:rFonts w:ascii="Times New Roman" w:hAnsi="Times New Roman" w:cs="Times New Roman"/>
-                <w:sz w:val="28"/>
-                <w:szCs w:val="28"/>
-              </w:rPr>
-              <w:t>y</w:t>
-            </w:r>
-            <w:proofErr w:type="spellEnd"/>
-            <w:r>
-              <w:rPr>
-                <w:rFonts w:ascii="Times New Roman" w:hAnsi="Times New Roman" w:cs="Times New Roman"/>
-                <w:sz w:val="28"/>
-                <w:szCs w:val="28"/>
-              </w:rPr>
-              <w:t xml:space="preserve">-- </w:t>
+              <w:t>++x&gt;=y--</w:t>
+            </w:r>
+          </w:p>
+          <w:p>
+            <w:pPr>
+              <w:numPr>
+                <w:ilvl w:val="0"/>
+                <w:numId w:val="1"/>
+              </w:numPr>
+              <w:spacing w:after="0" w:line="240" w:lineRule="auto"/>
+              <w:ind w:left="0" w:firstLine="0"/>
+              <w:contextualSpacing/>
+              <w:rPr>
+                <w:rFonts w:ascii="Times New Roman" w:hAnsi="Times New Roman" w:cs="Times New Roman"/>
+                <w:sz w:val="28"/>
+                <w:szCs w:val="28"/>
+              </w:rPr>
+            </w:pPr>
+            <w:r>
+              <w:rPr>
+                <w:rFonts w:ascii="Times New Roman" w:hAnsi="Times New Roman" w:cs="Times New Roman"/>
+                <w:sz w:val="28"/>
+                <w:szCs w:val="28"/>
+              </w:rPr>
+              <w:t xml:space="preserve">++x &lt;&lt; y-- </w:t>
             </w:r>
           </w:p>
           <w:p>
@@ -2791,79 +2298,7 @@
                 <w:sz w:val="28"/>
                 <w:szCs w:val="28"/>
               </w:rPr>
-              <w:t>(</w:t>
-            </w:r>
-            <w:proofErr w:type="spellStart"/>
-            <w:r>
-              <w:rPr>
-                <w:rFonts w:ascii="Times New Roman" w:hAnsi="Times New Roman" w:cs="Times New Roman"/>
-                <w:sz w:val="28"/>
-                <w:szCs w:val="28"/>
-              </w:rPr>
-              <w:t>x</w:t>
-            </w:r>
-            <w:proofErr w:type="spellEnd"/>
-            <w:r>
-              <w:rPr>
-                <w:rFonts w:ascii="Times New Roman" w:hAnsi="Times New Roman" w:cs="Times New Roman"/>
-                <w:sz w:val="28"/>
-                <w:szCs w:val="28"/>
-              </w:rPr>
-              <w:t xml:space="preserve"> &amp;&amp; </w:t>
-            </w:r>
-            <w:proofErr w:type="spellStart"/>
-            <w:r>
-              <w:rPr>
-                <w:rFonts w:ascii="Times New Roman" w:hAnsi="Times New Roman" w:cs="Times New Roman"/>
-                <w:sz w:val="28"/>
-                <w:szCs w:val="28"/>
-              </w:rPr>
-              <w:t>y</w:t>
-            </w:r>
-            <w:proofErr w:type="spellEnd"/>
-            <w:r>
-              <w:rPr>
-                <w:rFonts w:ascii="Times New Roman" w:hAnsi="Times New Roman" w:cs="Times New Roman"/>
-                <w:sz w:val="28"/>
-                <w:szCs w:val="28"/>
-              </w:rPr>
-              <w:t>) || (</w:t>
-            </w:r>
-            <w:proofErr w:type="spellStart"/>
-            <w:r>
-              <w:rPr>
-                <w:rFonts w:ascii="Times New Roman" w:hAnsi="Times New Roman" w:cs="Times New Roman"/>
-                <w:sz w:val="28"/>
-                <w:szCs w:val="28"/>
-              </w:rPr>
-              <w:t>x</w:t>
-            </w:r>
-            <w:proofErr w:type="spellEnd"/>
-            <w:r>
-              <w:rPr>
-                <w:rFonts w:ascii="Times New Roman" w:hAnsi="Times New Roman" w:cs="Times New Roman"/>
-                <w:sz w:val="28"/>
-                <w:szCs w:val="28"/>
-              </w:rPr>
-              <w:t xml:space="preserve"> &amp; </w:t>
-            </w:r>
-            <w:proofErr w:type="spellStart"/>
-            <w:r>
-              <w:rPr>
-                <w:rFonts w:ascii="Times New Roman" w:hAnsi="Times New Roman" w:cs="Times New Roman"/>
-                <w:sz w:val="28"/>
-                <w:szCs w:val="28"/>
-              </w:rPr>
-              <w:t>y</w:t>
-            </w:r>
-            <w:proofErr w:type="spellEnd"/>
-            <w:r>
-              <w:rPr>
-                <w:rFonts w:ascii="Times New Roman" w:hAnsi="Times New Roman" w:cs="Times New Roman"/>
-                <w:sz w:val="28"/>
-                <w:szCs w:val="28"/>
-              </w:rPr>
-              <w:t>)</w:t>
+              <w:t>(x &amp;&amp; y) || (x &amp; y)</w:t>
             </w:r>
           </w:p>
         </w:tc>
@@ -2953,25 +2388,14 @@
                 <w:szCs w:val="28"/>
               </w:rPr>
             </w:pPr>
-            <w:proofErr w:type="spellStart"/>
-            <w:r>
-              <w:rPr>
-                <w:rFonts w:ascii="Times New Roman" w:hAnsi="Times New Roman" w:cs="Times New Roman"/>
-                <w:sz w:val="28"/>
-                <w:szCs w:val="28"/>
-                <w:lang w:val="en-US"/>
-              </w:rPr>
-              <w:t>a</w:t>
-            </w:r>
-            <w:proofErr w:type="spellEnd"/>
-            <w:r>
-              <w:rPr>
-                <w:rFonts w:ascii="Times New Roman" w:hAnsi="Times New Roman" w:cs="Times New Roman"/>
-                <w:sz w:val="28"/>
-                <w:szCs w:val="28"/>
-                <w:lang w:val="en-US"/>
-              </w:rPr>
-              <w:t>-- &lt; ++b</w:t>
+            <w:r>
+              <w:rPr>
+                <w:rFonts w:ascii="Times New Roman" w:hAnsi="Times New Roman" w:cs="Times New Roman"/>
+                <w:sz w:val="28"/>
+                <w:szCs w:val="28"/>
+                <w:lang w:val="en-US"/>
+              </w:rPr>
+              <w:t>a-- &lt; ++b</w:t>
             </w:r>
           </w:p>
           <w:p>
@@ -3022,79 +2446,7 @@
                 <w:sz w:val="28"/>
                 <w:szCs w:val="28"/>
               </w:rPr>
-              <w:t>(</w:t>
-            </w:r>
-            <w:proofErr w:type="spellStart"/>
-            <w:r>
-              <w:rPr>
-                <w:rFonts w:ascii="Times New Roman" w:hAnsi="Times New Roman" w:cs="Times New Roman"/>
-                <w:sz w:val="28"/>
-                <w:szCs w:val="28"/>
-              </w:rPr>
-              <w:t>a</w:t>
-            </w:r>
-            <w:proofErr w:type="spellEnd"/>
-            <w:r>
-              <w:rPr>
-                <w:rFonts w:ascii="Times New Roman" w:hAnsi="Times New Roman" w:cs="Times New Roman"/>
-                <w:sz w:val="28"/>
-                <w:szCs w:val="28"/>
-              </w:rPr>
-              <w:t xml:space="preserve"> | </w:t>
-            </w:r>
-            <w:proofErr w:type="spellStart"/>
-            <w:r>
-              <w:rPr>
-                <w:rFonts w:ascii="Times New Roman" w:hAnsi="Times New Roman" w:cs="Times New Roman"/>
-                <w:sz w:val="28"/>
-                <w:szCs w:val="28"/>
-              </w:rPr>
-              <w:t>b</w:t>
-            </w:r>
-            <w:proofErr w:type="spellEnd"/>
-            <w:r>
-              <w:rPr>
-                <w:rFonts w:ascii="Times New Roman" w:hAnsi="Times New Roman" w:cs="Times New Roman"/>
-                <w:sz w:val="28"/>
-                <w:szCs w:val="28"/>
-              </w:rPr>
-              <w:t>) &amp;&amp; (</w:t>
-            </w:r>
-            <w:proofErr w:type="spellStart"/>
-            <w:r>
-              <w:rPr>
-                <w:rFonts w:ascii="Times New Roman" w:hAnsi="Times New Roman" w:cs="Times New Roman"/>
-                <w:sz w:val="28"/>
-                <w:szCs w:val="28"/>
-              </w:rPr>
-              <w:t>a</w:t>
-            </w:r>
-            <w:proofErr w:type="spellEnd"/>
-            <w:r>
-              <w:rPr>
-                <w:rFonts w:ascii="Times New Roman" w:hAnsi="Times New Roman" w:cs="Times New Roman"/>
-                <w:sz w:val="28"/>
-                <w:szCs w:val="28"/>
-              </w:rPr>
-              <w:t xml:space="preserve"> | </w:t>
-            </w:r>
-            <w:proofErr w:type="spellStart"/>
-            <w:r>
-              <w:rPr>
-                <w:rFonts w:ascii="Times New Roman" w:hAnsi="Times New Roman" w:cs="Times New Roman"/>
-                <w:sz w:val="28"/>
-                <w:szCs w:val="28"/>
-              </w:rPr>
-              <w:t>b</w:t>
-            </w:r>
-            <w:proofErr w:type="spellEnd"/>
-            <w:r>
-              <w:rPr>
-                <w:rFonts w:ascii="Times New Roman" w:hAnsi="Times New Roman" w:cs="Times New Roman"/>
-                <w:sz w:val="28"/>
-                <w:szCs w:val="28"/>
-              </w:rPr>
-              <w:t>)</w:t>
+              <w:t>(a | b) &amp;&amp; (a | b)</w:t>
             </w:r>
           </w:p>
         </w:tc>
@@ -3200,43 +2552,7 @@
                 <w:sz w:val="28"/>
                 <w:szCs w:val="28"/>
               </w:rPr>
-              <w:t>++</w:t>
-            </w:r>
-            <w:proofErr w:type="spellStart"/>
-            <w:r>
-              <w:rPr>
-                <w:rFonts w:ascii="Times New Roman" w:hAnsi="Times New Roman" w:cs="Times New Roman"/>
-                <w:sz w:val="28"/>
-                <w:szCs w:val="28"/>
-              </w:rPr>
-              <w:t>m</w:t>
-            </w:r>
-            <w:proofErr w:type="spellEnd"/>
-            <w:r>
-              <w:rPr>
-                <w:rFonts w:ascii="Times New Roman" w:hAnsi="Times New Roman" w:cs="Times New Roman"/>
-                <w:sz w:val="28"/>
-                <w:szCs w:val="28"/>
-              </w:rPr>
-              <w:t xml:space="preserve"> &lt;&lt; </w:t>
-            </w:r>
-            <w:proofErr w:type="spellStart"/>
-            <w:r>
-              <w:rPr>
-                <w:rFonts w:ascii="Times New Roman" w:hAnsi="Times New Roman" w:cs="Times New Roman"/>
-                <w:sz w:val="28"/>
-                <w:szCs w:val="28"/>
-              </w:rPr>
-              <w:t>n</w:t>
-            </w:r>
-            <w:proofErr w:type="spellEnd"/>
-            <w:r>
-              <w:rPr>
-                <w:rFonts w:ascii="Times New Roman" w:hAnsi="Times New Roman" w:cs="Times New Roman"/>
-                <w:sz w:val="28"/>
-                <w:szCs w:val="28"/>
-              </w:rPr>
-              <w:t>--</w:t>
+              <w:t>++m &lt;&lt; n--</w:t>
             </w:r>
           </w:p>
           <w:p>
@@ -3262,79 +2578,7 @@
                 <w:sz w:val="28"/>
                 <w:szCs w:val="28"/>
               </w:rPr>
-              <w:t>(</w:t>
-            </w:r>
-            <w:proofErr w:type="spellStart"/>
-            <w:r>
-              <w:rPr>
-                <w:rFonts w:ascii="Times New Roman" w:hAnsi="Times New Roman" w:cs="Times New Roman"/>
-                <w:sz w:val="28"/>
-                <w:szCs w:val="28"/>
-              </w:rPr>
-              <w:t>m</w:t>
-            </w:r>
-            <w:proofErr w:type="spellEnd"/>
-            <w:r>
-              <w:rPr>
-                <w:rFonts w:ascii="Times New Roman" w:hAnsi="Times New Roman" w:cs="Times New Roman"/>
-                <w:sz w:val="28"/>
-                <w:szCs w:val="28"/>
-              </w:rPr>
-              <w:t xml:space="preserve"> | </w:t>
-            </w:r>
-            <w:proofErr w:type="spellStart"/>
-            <w:r>
-              <w:rPr>
-                <w:rFonts w:ascii="Times New Roman" w:hAnsi="Times New Roman" w:cs="Times New Roman"/>
-                <w:sz w:val="28"/>
-                <w:szCs w:val="28"/>
-              </w:rPr>
-              <w:t>n</w:t>
-            </w:r>
-            <w:proofErr w:type="spellEnd"/>
-            <w:r>
-              <w:rPr>
-                <w:rFonts w:ascii="Times New Roman" w:hAnsi="Times New Roman" w:cs="Times New Roman"/>
-                <w:sz w:val="28"/>
-                <w:szCs w:val="28"/>
-              </w:rPr>
-              <w:t>) || (</w:t>
-            </w:r>
-            <w:proofErr w:type="spellStart"/>
-            <w:r>
-              <w:rPr>
-                <w:rFonts w:ascii="Times New Roman" w:hAnsi="Times New Roman" w:cs="Times New Roman"/>
-                <w:sz w:val="28"/>
-                <w:szCs w:val="28"/>
-              </w:rPr>
-              <w:t>m</w:t>
-            </w:r>
-            <w:proofErr w:type="spellEnd"/>
-            <w:r>
-              <w:rPr>
-                <w:rFonts w:ascii="Times New Roman" w:hAnsi="Times New Roman" w:cs="Times New Roman"/>
-                <w:sz w:val="28"/>
-                <w:szCs w:val="28"/>
-              </w:rPr>
-              <w:t xml:space="preserve"> &amp; </w:t>
-            </w:r>
-            <w:proofErr w:type="spellStart"/>
-            <w:r>
-              <w:rPr>
-                <w:rFonts w:ascii="Times New Roman" w:hAnsi="Times New Roman" w:cs="Times New Roman"/>
-                <w:sz w:val="28"/>
-                <w:szCs w:val="28"/>
-              </w:rPr>
-              <w:t>n</w:t>
-            </w:r>
-            <w:proofErr w:type="spellEnd"/>
-            <w:r>
-              <w:rPr>
-                <w:rFonts w:ascii="Times New Roman" w:hAnsi="Times New Roman" w:cs="Times New Roman"/>
-                <w:sz w:val="28"/>
-                <w:szCs w:val="28"/>
-              </w:rPr>
-              <w:t>)</w:t>
+              <w:t>(m | n) || (m &amp; n)</w:t>
             </w:r>
           </w:p>
         </w:tc>
@@ -3416,23 +2660,13 @@
               </w:rPr>
               <w:t>--</w:t>
             </w:r>
-            <w:proofErr w:type="spellStart"/>
-            <w:r>
-              <w:rPr>
-                <w:rFonts w:ascii="Times New Roman" w:hAnsi="Times New Roman" w:cs="Times New Roman"/>
-                <w:sz w:val="28"/>
-                <w:szCs w:val="28"/>
-              </w:rPr>
-              <w:t>x</w:t>
-            </w:r>
-            <w:proofErr w:type="spellEnd"/>
-            <w:r>
-              <w:rPr>
-                <w:rFonts w:ascii="Times New Roman" w:hAnsi="Times New Roman" w:cs="Times New Roman"/>
-                <w:sz w:val="28"/>
-                <w:szCs w:val="28"/>
-              </w:rPr>
-              <w:t>&gt;=</w:t>
+            <w:r>
+              <w:rPr>
+                <w:rFonts w:ascii="Times New Roman" w:hAnsi="Times New Roman" w:cs="Times New Roman"/>
+                <w:sz w:val="28"/>
+                <w:szCs w:val="28"/>
+              </w:rPr>
+              <w:t>x&gt;=</w:t>
             </w:r>
             <w:r>
               <w:rPr>
@@ -3465,140 +2699,40 @@
                 <w:sz w:val="28"/>
                 <w:szCs w:val="28"/>
               </w:rPr>
+              <w:t>++x &lt;&lt; y</w:t>
+            </w:r>
+            <w:r>
+              <w:rPr>
+                <w:rFonts w:ascii="Times New Roman" w:hAnsi="Times New Roman" w:cs="Times New Roman"/>
+                <w:sz w:val="28"/>
+                <w:szCs w:val="28"/>
+                <w:lang w:val="en-US"/>
+              </w:rPr>
               <w:t>++</w:t>
             </w:r>
-            <w:proofErr w:type="spellStart"/>
-            <w:r>
-              <w:rPr>
-                <w:rFonts w:ascii="Times New Roman" w:hAnsi="Times New Roman" w:cs="Times New Roman"/>
-                <w:sz w:val="28"/>
-                <w:szCs w:val="28"/>
-              </w:rPr>
-              <w:t>x</w:t>
-            </w:r>
-            <w:proofErr w:type="spellEnd"/>
-            <w:r>
-              <w:rPr>
-                <w:rFonts w:ascii="Times New Roman" w:hAnsi="Times New Roman" w:cs="Times New Roman"/>
-                <w:sz w:val="28"/>
-                <w:szCs w:val="28"/>
-              </w:rPr>
-              <w:t xml:space="preserve"> &lt;&lt; </w:t>
-            </w:r>
-            <w:proofErr w:type="spellStart"/>
-            <w:r>
-              <w:rPr>
-                <w:rFonts w:ascii="Times New Roman" w:hAnsi="Times New Roman" w:cs="Times New Roman"/>
-                <w:sz w:val="28"/>
-                <w:szCs w:val="28"/>
-              </w:rPr>
-              <w:t>y</w:t>
-            </w:r>
-            <w:proofErr w:type="spellEnd"/>
-            <w:r>
-              <w:rPr>
-                <w:rFonts w:ascii="Times New Roman" w:hAnsi="Times New Roman" w:cs="Times New Roman"/>
-                <w:sz w:val="28"/>
-                <w:szCs w:val="28"/>
-                <w:lang w:val="en-US"/>
-              </w:rPr>
-              <w:t>++</w:t>
-            </w:r>
-          </w:p>
-          <w:p>
-            <w:pPr>
-              <w:numPr>
-                <w:ilvl w:val="0"/>
-                <w:numId w:val="1"/>
-              </w:numPr>
-              <w:spacing w:after="0" w:line="240" w:lineRule="auto"/>
-              <w:ind w:left="0" w:firstLine="0"/>
-              <w:contextualSpacing/>
-              <w:rPr>
-                <w:rFonts w:ascii="Times New Roman" w:hAnsi="Times New Roman" w:cs="Times New Roman"/>
-                <w:sz w:val="28"/>
-                <w:szCs w:val="28"/>
-              </w:rPr>
-            </w:pPr>
-            <w:r>
-              <w:rPr>
-                <w:rFonts w:ascii="Times New Roman" w:hAnsi="Times New Roman" w:cs="Times New Roman"/>
-                <w:sz w:val="28"/>
-                <w:szCs w:val="28"/>
-              </w:rPr>
-              <w:t>(</w:t>
-            </w:r>
-            <w:proofErr w:type="spellStart"/>
-            <w:r>
-              <w:rPr>
-                <w:rFonts w:ascii="Times New Roman" w:hAnsi="Times New Roman" w:cs="Times New Roman"/>
-                <w:sz w:val="28"/>
-                <w:szCs w:val="28"/>
-              </w:rPr>
-              <w:t>x</w:t>
-            </w:r>
-            <w:proofErr w:type="spellEnd"/>
-            <w:r>
-              <w:rPr>
-                <w:rFonts w:ascii="Times New Roman" w:hAnsi="Times New Roman" w:cs="Times New Roman"/>
-                <w:sz w:val="28"/>
-                <w:szCs w:val="28"/>
-              </w:rPr>
-              <w:t xml:space="preserve"> &amp;&amp; </w:t>
-            </w:r>
-            <w:proofErr w:type="spellStart"/>
-            <w:r>
-              <w:rPr>
-                <w:rFonts w:ascii="Times New Roman" w:hAnsi="Times New Roman" w:cs="Times New Roman"/>
-                <w:sz w:val="28"/>
-                <w:szCs w:val="28"/>
-              </w:rPr>
-              <w:t>y</w:t>
-            </w:r>
-            <w:proofErr w:type="spellEnd"/>
-            <w:r>
-              <w:rPr>
-                <w:rFonts w:ascii="Times New Roman" w:hAnsi="Times New Roman" w:cs="Times New Roman"/>
-                <w:sz w:val="28"/>
-                <w:szCs w:val="28"/>
-              </w:rPr>
-              <w:t>) || (</w:t>
-            </w:r>
-            <w:proofErr w:type="spellStart"/>
-            <w:r>
-              <w:rPr>
-                <w:rFonts w:ascii="Times New Roman" w:hAnsi="Times New Roman" w:cs="Times New Roman"/>
-                <w:sz w:val="28"/>
-                <w:szCs w:val="28"/>
-              </w:rPr>
-              <w:t>x</w:t>
-            </w:r>
-            <w:proofErr w:type="spellEnd"/>
-            <w:r>
-              <w:rPr>
-                <w:rFonts w:ascii="Times New Roman" w:hAnsi="Times New Roman" w:cs="Times New Roman"/>
-                <w:sz w:val="28"/>
-                <w:szCs w:val="28"/>
-              </w:rPr>
-              <w:t xml:space="preserve"> &amp; </w:t>
-            </w:r>
-            <w:proofErr w:type="spellStart"/>
-            <w:r>
-              <w:rPr>
-                <w:rFonts w:ascii="Times New Roman" w:hAnsi="Times New Roman" w:cs="Times New Roman"/>
-                <w:sz w:val="28"/>
-                <w:szCs w:val="28"/>
-              </w:rPr>
-              <w:t>y</w:t>
-            </w:r>
-            <w:proofErr w:type="spellEnd"/>
-            <w:r>
-              <w:rPr>
-                <w:rFonts w:ascii="Times New Roman" w:hAnsi="Times New Roman" w:cs="Times New Roman"/>
-                <w:sz w:val="28"/>
-                <w:szCs w:val="28"/>
-              </w:rPr>
-              <w:t>)</w:t>
+          </w:p>
+          <w:p>
+            <w:pPr>
+              <w:numPr>
+                <w:ilvl w:val="0"/>
+                <w:numId w:val="1"/>
+              </w:numPr>
+              <w:spacing w:after="0" w:line="240" w:lineRule="auto"/>
+              <w:ind w:left="0" w:firstLine="0"/>
+              <w:contextualSpacing/>
+              <w:rPr>
+                <w:rFonts w:ascii="Times New Roman" w:hAnsi="Times New Roman" w:cs="Times New Roman"/>
+                <w:sz w:val="28"/>
+                <w:szCs w:val="28"/>
+              </w:rPr>
+            </w:pPr>
+            <w:r>
+              <w:rPr>
+                <w:rFonts w:ascii="Times New Roman" w:hAnsi="Times New Roman" w:cs="Times New Roman"/>
+                <w:sz w:val="28"/>
+                <w:szCs w:val="28"/>
+              </w:rPr>
+              <w:t>(x &amp;&amp; y) || (x &amp; y)</w:t>
             </w:r>
           </w:p>
         </w:tc>
@@ -3679,36 +2813,50 @@
                 <w:sz w:val="28"/>
                 <w:szCs w:val="28"/>
               </w:rPr>
+              <w:t>++x&gt;=y</w:t>
+            </w:r>
+            <w:r>
+              <w:rPr>
+                <w:rFonts w:ascii="Times New Roman" w:hAnsi="Times New Roman" w:cs="Times New Roman"/>
+                <w:sz w:val="28"/>
+                <w:szCs w:val="28"/>
+                <w:lang w:val="en-US"/>
+              </w:rPr>
               <w:t>++</w:t>
             </w:r>
-            <w:proofErr w:type="spellStart"/>
-            <w:r>
-              <w:rPr>
-                <w:rFonts w:ascii="Times New Roman" w:hAnsi="Times New Roman" w:cs="Times New Roman"/>
-                <w:sz w:val="28"/>
-                <w:szCs w:val="28"/>
-              </w:rPr>
-              <w:t>x</w:t>
-            </w:r>
-            <w:proofErr w:type="spellEnd"/>
-            <w:r>
-              <w:rPr>
-                <w:rFonts w:ascii="Times New Roman" w:hAnsi="Times New Roman" w:cs="Times New Roman"/>
-                <w:sz w:val="28"/>
-                <w:szCs w:val="28"/>
-              </w:rPr>
-              <w:t>&gt;</w:t>
-            </w:r>
-            <w:proofErr w:type="spellStart"/>
-            <w:r>
-              <w:rPr>
-                <w:rFonts w:ascii="Times New Roman" w:hAnsi="Times New Roman" w:cs="Times New Roman"/>
-                <w:sz w:val="28"/>
-                <w:szCs w:val="28"/>
-              </w:rPr>
-              <w:t>=y</w:t>
-            </w:r>
-            <w:proofErr w:type="spellEnd"/>
+          </w:p>
+          <w:p>
+            <w:pPr>
+              <w:numPr>
+                <w:ilvl w:val="0"/>
+                <w:numId w:val="1"/>
+              </w:numPr>
+              <w:spacing w:after="0" w:line="240" w:lineRule="auto"/>
+              <w:ind w:left="0" w:firstLine="0"/>
+              <w:contextualSpacing/>
+              <w:rPr>
+                <w:rFonts w:ascii="Times New Roman" w:hAnsi="Times New Roman" w:cs="Times New Roman"/>
+                <w:sz w:val="28"/>
+                <w:szCs w:val="28"/>
+              </w:rPr>
+            </w:pPr>
+            <w:r>
+              <w:rPr>
+                <w:rFonts w:ascii="Times New Roman" w:hAnsi="Times New Roman" w:cs="Times New Roman"/>
+                <w:sz w:val="28"/>
+                <w:szCs w:val="28"/>
+                <w:lang w:val="en-US"/>
+              </w:rPr>
+              <w:t>--</w:t>
+            </w:r>
+            <w:r>
+              <w:rPr>
+                <w:rFonts w:ascii="Times New Roman" w:hAnsi="Times New Roman" w:cs="Times New Roman"/>
+                <w:sz w:val="28"/>
+                <w:szCs w:val="28"/>
+              </w:rPr>
+              <w:t>x &lt;&lt;</w:t>
+            </w:r>
             <w:r>
               <w:rPr>
                 <w:rFonts w:ascii="Times New Roman" w:hAnsi="Times New Roman" w:cs="Times New Roman"/>
@@ -3718,59 +2866,6 @@
               </w:rPr>
               <w:t>++</w:t>
             </w:r>
-          </w:p>
-          <w:p>
-            <w:pPr>
-              <w:numPr>
-                <w:ilvl w:val="0"/>
-                <w:numId w:val="1"/>
-              </w:numPr>
-              <w:spacing w:after="0" w:line="240" w:lineRule="auto"/>
-              <w:ind w:left="0" w:firstLine="0"/>
-              <w:contextualSpacing/>
-              <w:rPr>
-                <w:rFonts w:ascii="Times New Roman" w:hAnsi="Times New Roman" w:cs="Times New Roman"/>
-                <w:sz w:val="28"/>
-                <w:szCs w:val="28"/>
-              </w:rPr>
-            </w:pPr>
-            <w:r>
-              <w:rPr>
-                <w:rFonts w:ascii="Times New Roman" w:hAnsi="Times New Roman" w:cs="Times New Roman"/>
-                <w:sz w:val="28"/>
-                <w:szCs w:val="28"/>
-                <w:lang w:val="en-US"/>
-              </w:rPr>
-              <w:t>--</w:t>
-            </w:r>
-            <w:proofErr w:type="spellStart"/>
-            <w:r>
-              <w:rPr>
-                <w:rFonts w:ascii="Times New Roman" w:hAnsi="Times New Roman" w:cs="Times New Roman"/>
-                <w:sz w:val="28"/>
-                <w:szCs w:val="28"/>
-              </w:rPr>
-              <w:t>x</w:t>
-            </w:r>
-            <w:proofErr w:type="spellEnd"/>
-            <w:r>
-              <w:rPr>
-                <w:rFonts w:ascii="Times New Roman" w:hAnsi="Times New Roman" w:cs="Times New Roman"/>
-                <w:sz w:val="28"/>
-                <w:szCs w:val="28"/>
-              </w:rPr>
-              <w:t xml:space="preserve"> &lt;&lt;</w:t>
-            </w:r>
-            <w:r>
-              <w:rPr>
-                <w:rFonts w:ascii="Times New Roman" w:hAnsi="Times New Roman" w:cs="Times New Roman"/>
-                <w:sz w:val="28"/>
-                <w:szCs w:val="28"/>
-                <w:lang w:val="en-US"/>
-              </w:rPr>
-              <w:t>++</w:t>
-            </w:r>
-            <w:proofErr w:type="spellStart"/>
             <w:r>
               <w:rPr>
                 <w:rFonts w:ascii="Times New Roman" w:hAnsi="Times New Roman" w:cs="Times New Roman"/>
@@ -3779,102 +2874,29 @@
               </w:rPr>
               <w:t>y</w:t>
             </w:r>
-            <w:proofErr w:type="spellEnd"/>
-          </w:p>
-          <w:p>
-            <w:pPr>
-              <w:numPr>
-                <w:ilvl w:val="0"/>
-                <w:numId w:val="1"/>
-              </w:numPr>
-              <w:spacing w:after="0" w:line="240" w:lineRule="auto"/>
-              <w:ind w:left="0" w:firstLine="0"/>
-              <w:contextualSpacing/>
-              <w:rPr>
-                <w:rFonts w:ascii="Times New Roman" w:hAnsi="Times New Roman" w:cs="Times New Roman"/>
-                <w:sz w:val="28"/>
-                <w:szCs w:val="28"/>
-              </w:rPr>
-            </w:pPr>
-            <w:r>
-              <w:rPr>
-                <w:rFonts w:ascii="Times New Roman" w:hAnsi="Times New Roman" w:cs="Times New Roman"/>
-                <w:sz w:val="28"/>
-                <w:szCs w:val="28"/>
-              </w:rPr>
-              <w:t>(</w:t>
-            </w:r>
-            <w:proofErr w:type="spellStart"/>
-            <w:r>
-              <w:rPr>
-                <w:rFonts w:ascii="Times New Roman" w:hAnsi="Times New Roman" w:cs="Times New Roman"/>
-                <w:sz w:val="28"/>
-                <w:szCs w:val="28"/>
-              </w:rPr>
-              <w:t>x</w:t>
-            </w:r>
-            <w:proofErr w:type="spellEnd"/>
-            <w:r>
-              <w:rPr>
-                <w:rFonts w:ascii="Times New Roman" w:hAnsi="Times New Roman" w:cs="Times New Roman"/>
-                <w:sz w:val="28"/>
-                <w:szCs w:val="28"/>
-              </w:rPr>
-              <w:t xml:space="preserve"> &amp;&amp; </w:t>
-            </w:r>
-            <w:proofErr w:type="spellStart"/>
-            <w:r>
-              <w:rPr>
-                <w:rFonts w:ascii="Times New Roman" w:hAnsi="Times New Roman" w:cs="Times New Roman"/>
-                <w:sz w:val="28"/>
-                <w:szCs w:val="28"/>
-              </w:rPr>
-              <w:t>y</w:t>
-            </w:r>
-            <w:proofErr w:type="spellEnd"/>
-            <w:r>
-              <w:rPr>
-                <w:rFonts w:ascii="Times New Roman" w:hAnsi="Times New Roman" w:cs="Times New Roman"/>
-                <w:sz w:val="28"/>
-                <w:szCs w:val="28"/>
-              </w:rPr>
-              <w:t>) || (</w:t>
-            </w:r>
-            <w:proofErr w:type="spellStart"/>
-            <w:r>
-              <w:rPr>
-                <w:rFonts w:ascii="Times New Roman" w:hAnsi="Times New Roman" w:cs="Times New Roman"/>
-                <w:sz w:val="28"/>
-                <w:szCs w:val="28"/>
-              </w:rPr>
-              <w:t>x</w:t>
-            </w:r>
-            <w:proofErr w:type="spellEnd"/>
-            <w:r>
-              <w:rPr>
-                <w:rFonts w:ascii="Times New Roman" w:hAnsi="Times New Roman" w:cs="Times New Roman"/>
-                <w:sz w:val="28"/>
-                <w:szCs w:val="28"/>
-              </w:rPr>
-              <w:t xml:space="preserve"> &amp; </w:t>
-            </w:r>
-            <w:proofErr w:type="spellStart"/>
-            <w:r>
-              <w:rPr>
-                <w:rFonts w:ascii="Times New Roman" w:hAnsi="Times New Roman" w:cs="Times New Roman"/>
-                <w:sz w:val="28"/>
-                <w:szCs w:val="28"/>
-              </w:rPr>
-              <w:t>y</w:t>
-            </w:r>
-            <w:proofErr w:type="spellEnd"/>
-            <w:r>
-              <w:rPr>
-                <w:rFonts w:ascii="Times New Roman" w:hAnsi="Times New Roman" w:cs="Times New Roman"/>
-                <w:sz w:val="28"/>
-                <w:szCs w:val="28"/>
-              </w:rPr>
-              <w:t>)</w:t>
+          </w:p>
+          <w:p>
+            <w:pPr>
+              <w:numPr>
+                <w:ilvl w:val="0"/>
+                <w:numId w:val="1"/>
+              </w:numPr>
+              <w:spacing w:after="0" w:line="240" w:lineRule="auto"/>
+              <w:ind w:left="0" w:firstLine="0"/>
+              <w:contextualSpacing/>
+              <w:rPr>
+                <w:rFonts w:ascii="Times New Roman" w:hAnsi="Times New Roman" w:cs="Times New Roman"/>
+                <w:sz w:val="28"/>
+                <w:szCs w:val="28"/>
+              </w:rPr>
+            </w:pPr>
+            <w:r>
+              <w:rPr>
+                <w:rFonts w:ascii="Times New Roman" w:hAnsi="Times New Roman" w:cs="Times New Roman"/>
+                <w:sz w:val="28"/>
+                <w:szCs w:val="28"/>
+              </w:rPr>
+              <w:t>(x &amp;&amp; y) || (x &amp; y)</w:t>
             </w:r>
           </w:p>
         </w:tc>
@@ -3981,34 +3003,14 @@
               </w:rPr>
               <w:t>--</w:t>
             </w:r>
-            <w:proofErr w:type="spellStart"/>
-            <w:r>
-              <w:rPr>
-                <w:rFonts w:ascii="Times New Roman" w:hAnsi="Times New Roman" w:cs="Times New Roman"/>
-                <w:sz w:val="28"/>
-                <w:szCs w:val="28"/>
-              </w:rPr>
-              <w:t>m</w:t>
-            </w:r>
-            <w:proofErr w:type="spellEnd"/>
-            <w:r>
-              <w:rPr>
-                <w:rFonts w:ascii="Times New Roman" w:hAnsi="Times New Roman" w:cs="Times New Roman"/>
-                <w:sz w:val="28"/>
-                <w:szCs w:val="28"/>
-              </w:rPr>
-              <w:t xml:space="preserve"> &lt;&lt; </w:t>
-            </w:r>
-            <w:proofErr w:type="spellStart"/>
-            <w:r>
-              <w:rPr>
-                <w:rFonts w:ascii="Times New Roman" w:hAnsi="Times New Roman" w:cs="Times New Roman"/>
-                <w:sz w:val="28"/>
-                <w:szCs w:val="28"/>
-              </w:rPr>
-              <w:t>n</w:t>
-            </w:r>
-            <w:proofErr w:type="spellEnd"/>
+            <w:r>
+              <w:rPr>
+                <w:rFonts w:ascii="Times New Roman" w:hAnsi="Times New Roman" w:cs="Times New Roman"/>
+                <w:sz w:val="28"/>
+                <w:szCs w:val="28"/>
+              </w:rPr>
+              <w:t>m &lt;&lt; n</w:t>
+            </w:r>
             <w:r>
               <w:rPr>
                 <w:rFonts w:ascii="Times New Roman" w:hAnsi="Times New Roman" w:cs="Times New Roman"/>
@@ -4042,79 +3044,7 @@
                 <w:sz w:val="28"/>
                 <w:szCs w:val="28"/>
               </w:rPr>
-              <w:t>(</w:t>
-            </w:r>
-            <w:proofErr w:type="spellStart"/>
-            <w:r>
-              <w:rPr>
-                <w:rFonts w:ascii="Times New Roman" w:hAnsi="Times New Roman" w:cs="Times New Roman"/>
-                <w:sz w:val="28"/>
-                <w:szCs w:val="28"/>
-              </w:rPr>
-              <w:t>m</w:t>
-            </w:r>
-            <w:proofErr w:type="spellEnd"/>
-            <w:r>
-              <w:rPr>
-                <w:rFonts w:ascii="Times New Roman" w:hAnsi="Times New Roman" w:cs="Times New Roman"/>
-                <w:sz w:val="28"/>
-                <w:szCs w:val="28"/>
-              </w:rPr>
-              <w:t xml:space="preserve"> | </w:t>
-            </w:r>
-            <w:proofErr w:type="spellStart"/>
-            <w:r>
-              <w:rPr>
-                <w:rFonts w:ascii="Times New Roman" w:hAnsi="Times New Roman" w:cs="Times New Roman"/>
-                <w:sz w:val="28"/>
-                <w:szCs w:val="28"/>
-              </w:rPr>
-              <w:t>n</w:t>
-            </w:r>
-            <w:proofErr w:type="spellEnd"/>
-            <w:r>
-              <w:rPr>
-                <w:rFonts w:ascii="Times New Roman" w:hAnsi="Times New Roman" w:cs="Times New Roman"/>
-                <w:sz w:val="28"/>
-                <w:szCs w:val="28"/>
-              </w:rPr>
-              <w:t>) || (</w:t>
-            </w:r>
-            <w:proofErr w:type="spellStart"/>
-            <w:r>
-              <w:rPr>
-                <w:rFonts w:ascii="Times New Roman" w:hAnsi="Times New Roman" w:cs="Times New Roman"/>
-                <w:sz w:val="28"/>
-                <w:szCs w:val="28"/>
-              </w:rPr>
-              <w:t>m</w:t>
-            </w:r>
-            <w:proofErr w:type="spellEnd"/>
-            <w:r>
-              <w:rPr>
-                <w:rFonts w:ascii="Times New Roman" w:hAnsi="Times New Roman" w:cs="Times New Roman"/>
-                <w:sz w:val="28"/>
-                <w:szCs w:val="28"/>
-              </w:rPr>
-              <w:t xml:space="preserve"> &amp; </w:t>
-            </w:r>
-            <w:proofErr w:type="spellStart"/>
-            <w:r>
-              <w:rPr>
-                <w:rFonts w:ascii="Times New Roman" w:hAnsi="Times New Roman" w:cs="Times New Roman"/>
-                <w:sz w:val="28"/>
-                <w:szCs w:val="28"/>
-              </w:rPr>
-              <w:t>n</w:t>
-            </w:r>
-            <w:proofErr w:type="spellEnd"/>
-            <w:r>
-              <w:rPr>
-                <w:rFonts w:ascii="Times New Roman" w:hAnsi="Times New Roman" w:cs="Times New Roman"/>
-                <w:sz w:val="28"/>
-                <w:szCs w:val="28"/>
-              </w:rPr>
-              <w:t>)</w:t>
+              <w:t>(m | n) || (m &amp; n)</w:t>
             </w:r>
           </w:p>
         </w:tc>
